--- a/s1_ep4.docx
+++ b/s1_ep4.docx
@@ -7803,7 +7803,7 @@
         <w:spacing w:line="360" w:lineRule="auto"/>
         <w:jc w:val="right"/>
         <w:rPr>
-          <w:rFonts w:asciiTheme="minorBidi" w:hAnsiTheme="minorBidi" w:cs="Arial" w:hint="cs"/>
+          <w:rFonts w:asciiTheme="minorBidi" w:hAnsiTheme="minorBidi" w:cs="Arial"/>
           <w:sz w:val="32"/>
           <w:szCs w:val="32"/>
           <w:rtl/>

--- a/s1_ep4.docx
+++ b/s1_ep4.docx
@@ -16654,7 +16654,17 @@
           <w:rtl/>
           <w:lang w:bidi="ar-IQ"/>
         </w:rPr>
-        <w:t>وفي سنة 175</w:t>
+        <w:t>وفي سنة</w:t>
+      </w:r>
+      <w:r>
+        <w:rPr>
+          <w:rFonts w:asciiTheme="minorBidi" w:hAnsiTheme="minorBidi" w:cs="Arial" w:hint="cs"/>
+          <w:sz w:val="32"/>
+          <w:szCs w:val="32"/>
+          <w:rtl/>
+          <w:lang w:bidi="ar-IQ"/>
+        </w:rPr>
+        <w:t xml:space="preserve"> 185</w:t>
       </w:r>
       <w:r>
         <w:rPr>
@@ -21954,7 +21964,27 @@
           <w:rtl/>
           <w:lang w:bidi="ar-IQ"/>
         </w:rPr>
-        <w:t>وقف رين أمامهم</w:t>
+        <w:t xml:space="preserve">وقف </w:t>
+      </w:r>
+      <w:r>
+        <w:rPr>
+          <w:rFonts w:asciiTheme="minorBidi" w:hAnsiTheme="minorBidi" w:cs="Arial" w:hint="cs"/>
+          <w:sz w:val="32"/>
+          <w:szCs w:val="32"/>
+          <w:rtl/>
+          <w:lang w:bidi="ar-IQ"/>
+        </w:rPr>
+        <w:t>المدرب</w:t>
+      </w:r>
+      <w:r>
+        <w:rPr>
+          <w:rFonts w:asciiTheme="minorBidi" w:hAnsiTheme="minorBidi" w:cs="Arial"/>
+          <w:sz w:val="32"/>
+          <w:szCs w:val="32"/>
+          <w:rtl/>
+          <w:lang w:bidi="ar-IQ"/>
+        </w:rPr>
+        <w:t xml:space="preserve"> أمامهم</w:t>
       </w:r>
       <w:r>
         <w:rPr>
